--- a/flow/20230914_vu_template/drafts/2024-04-g/11-ЧТ-___.docx
+++ b/flow/20230914_vu_template/drafts/2024-04-g/11-ЧТ-___.docx
@@ -5907,6 +5907,32 @@
           <w:rtl w:val="0"/>
         </w:rPr>
       </w:r>
+    </w:p>
+    <w:p>
+      <w:pPr>
+        <w:pStyle w:val="a"/>
+      </w:pPr>
+      <w:r>
+        <w:rPr>
+          <w:rFonts w:ascii="Times New Roman" w:hAnsi="Times New Roman"/>
+          <w:i/>
+          <w:color w:val="FF0000"/>
+          <w:sz w:val="24"/>
+        </w:rPr>
+        <w:t>Тропар (г. 4):</w:t>
+      </w:r>
+      <w:r>
+        <w:rPr>
+          <w:rFonts w:ascii="Times New Roman" w:hAnsi="Times New Roman"/>
+          <w:sz w:val="24"/>
+        </w:rPr>
+        <w:t xml:space="preserve"> Ідольські хитрощі приборкав ти, Антипо,* і подолав ти диявольську силу.* Перед богоборцями сміливо Христа визнав єси.* З ангельськими чинами в вишніх оселившись,* і Владиці всіх славослов’я приносячи, молишся вдячно за нас,* даруючи благодать зцілення.* Тому й вшановуємо тебе, священномученику Антипо.* Моли Христа Бога, щоб спас душі наші. </w:t>
+      </w:r>
+    </w:p>
+    <w:p>
+      <w:pPr>
+        <w:pStyle w:val="a"/>
+      </w:pPr>
     </w:p>
     <w:p>
       <w:pPr>
@@ -19694,6 +19720,32 @@
           <w:rtl w:val="0"/>
         </w:rPr>
       </w:r>
+    </w:p>
+    <w:p>
+      <w:pPr>
+        <w:pStyle w:val="a"/>
+      </w:pPr>
+      <w:r>
+        <w:rPr>
+          <w:rFonts w:ascii="Times New Roman" w:hAnsi="Times New Roman"/>
+          <w:i/>
+          <w:color w:val="FF0000"/>
+          <w:sz w:val="24"/>
+        </w:rPr>
+        <w:t>Тропар (г. 4):</w:t>
+      </w:r>
+      <w:r>
+        <w:rPr>
+          <w:rFonts w:ascii="Times New Roman" w:hAnsi="Times New Roman"/>
+          <w:sz w:val="24"/>
+        </w:rPr>
+        <w:t xml:space="preserve"> Ідольські хитрощі приборкав ти, Антипо,* і подолав ти диявольську силу.* Перед богоборцями сміливо Христа визнав єси.* З ангельськими чинами в вишніх оселившись,* і Владиці всіх славослов’я приносячи, молишся вдячно за нас,* даруючи благодать зцілення.* Тому й вшановуємо тебе, священномученику Антипо.* Моли Христа Бога, щоб спас душі наші. </w:t>
+      </w:r>
+    </w:p>
+    <w:p>
+      <w:pPr>
+        <w:pStyle w:val="a"/>
+      </w:pPr>
     </w:p>
     <w:p>
       <w:pPr>
